--- a/03-arquitetura/03-modelo-dados.docx
+++ b/03-arquitetura/03-modelo-dados.docx
@@ -3205,13 +3205,13 @@
       </w:tr>
     </w:tbl>
     <w:bookmarkEnd w:id="60"/>
-    <w:bookmarkStart w:id="61" w:name="Xf7dbcfbea3d1aa1a7e63b2e5c3d7acf1fdfa64d"/>
+    <w:bookmarkStart w:id="61" w:name="Xbf00704119ad5285923648cc9c4408e481d26e3"/>
     <w:p>
       <w:pPr>
         <w:pStyle w:val="Heading3"/>
       </w:pPr>
       <w:r>
-        <w:t xml:space="preserve">Checklist antes de uma migração em produção</w:t>
+        <w:t xml:space="preserve">Lista de verificação antes de uma migração em produção</w:t>
       </w:r>
     </w:p>
     <w:p>
@@ -3298,7 +3298,7 @@
         </w:numPr>
       </w:pPr>
       <w:r>
-        <w:t xml:space="preserve">Backup verificado imediatamente antes</w:t>
+        <w:t xml:space="preserve">Cópia de segurança verificado imediatamente antes</w:t>
       </w:r>
     </w:p>
     <w:p>
